--- a/src/OpenXmlHtml.Tests/WordTableStyleTests.CombinedCellStyles.DotNet.verified.docx
+++ b/src/OpenXmlHtml.Tests/WordTableStyleTests.CombinedCellStyles.DotNet.verified.docx
@@ -36,6 +36,7 @@
               <w:rPr>
                 <w:b/>
                 <w:color w:val="FFFFFF"/>
+                <w:shd w:val="clear" w:fill="2E4057"/>
               </w:rPr>
               <w:t xml:space="preserve">Product</w:t>
             </w:r>
@@ -57,6 +58,7 @@
               <w:rPr>
                 <w:b/>
                 <w:color w:val="FFFFFF"/>
+                <w:shd w:val="clear" w:fill="2E4057"/>
               </w:rPr>
               <w:t xml:space="preserve">Price</w:t>
             </w:r>
@@ -77,6 +79,7 @@
               <w:rPr>
                 <w:b/>
                 <w:color w:val="FFFFFF"/>
+                <w:shd w:val="clear" w:fill="2E4057"/>
               </w:rPr>
               <w:t xml:space="preserve">Status</w:t>
             </w:r>
@@ -127,16 +130,23 @@
           </w:tcPr>
           <w:p>
             <w:r>
+              <w:rPr>
+                <w:shd w:val="clear" w:fill="E2EFDA"/>
+              </w:rPr>
               <w:t xml:space="preserve"> </w:t>
             </w:r>
             <w:r>
               <w:rPr>
                 <w:b/>
                 <w:color w:val="008000"/>
+                <w:shd w:val="clear" w:fill="E2EFDA"/>
               </w:rPr>
               <w:t xml:space="preserve">In Stock</w:t>
             </w:r>
             <w:r>
+              <w:rPr>
+                <w:shd w:val="clear" w:fill="E2EFDA"/>
+              </w:rPr>
               <w:t xml:space="preserve"> </w:t>
             </w:r>
           </w:p>
@@ -186,16 +196,23 @@
           </w:tcPr>
           <w:p>
             <w:r>
+              <w:rPr>
+                <w:shd w:val="clear" w:fill="FCE4EC"/>
+              </w:rPr>
               <w:t xml:space="preserve"> </w:t>
             </w:r>
             <w:r>
               <w:rPr>
                 <w:b/>
                 <w:color w:val="FF0000"/>
+                <w:shd w:val="clear" w:fill="FCE4EC"/>
               </w:rPr>
               <w:t xml:space="preserve">Out of Stock</w:t>
             </w:r>
             <w:r>
+              <w:rPr>
+                <w:shd w:val="clear" w:fill="FCE4EC"/>
+              </w:rPr>
               <w:t xml:space="preserve"> </w:t>
             </w:r>
           </w:p>

--- a/src/OpenXmlHtml.Tests/WordTableStyleTests.CombinedCellStyles.DotNet.verified.docx
+++ b/src/OpenXmlHtml.Tests/WordTableStyleTests.CombinedCellStyles.DotNet.verified.docx
@@ -219,6 +219,10 @@
         </w:tc>
       </w:tr>
     </w:tbl>
+    <w:sectPr>
+      <w:pgSz w:w="11906" w:h="16838"/>
+      <w:pgMar w:top="1440" w:right="1440" w:bottom="1440" w:left="1440" w:header="720" w:footer="720" w:gutter="0"/>
+    </w:sectPr>
   </w:body>
 </w:document>
 </file>